--- a/EXPERIMENT 4_table.docx
+++ b/EXPERIMENT 4_table.docx
@@ -468,10 +468,10 @@
           <w:noProof/>
         </w:rPr>
         <w:drawing>
-          <wp:inline distT="0" distB="0" distL="0" distR="0" wp14:anchorId="7F45C436" wp14:editId="4E1FA936">
-            <wp:extent cx="3219899" cy="371527"/>
+          <wp:inline distT="0" distB="0" distL="0" distR="0" wp14:anchorId="60908A65" wp14:editId="6B620D91">
+            <wp:extent cx="1609950" cy="390580"/>
             <wp:effectExtent l="0" t="0" r="0" b="9525"/>
-            <wp:docPr id="8" name="Picture 8"/>
+            <wp:docPr id="14" name="Picture 14"/>
             <wp:cNvGraphicFramePr>
               <a:graphicFrameLocks xmlns:a="http://schemas.openxmlformats.org/drawingml/2006/main" noChangeAspect="1"/>
             </wp:cNvGraphicFramePr>
@@ -479,7 +479,7 @@
               <a:graphicData uri="http://schemas.openxmlformats.org/drawingml/2006/picture">
                 <pic:pic xmlns:pic="http://schemas.openxmlformats.org/drawingml/2006/picture">
                   <pic:nvPicPr>
-                    <pic:cNvPr id="8" name="Picture 8"/>
+                    <pic:cNvPr id="14" name="Picture 14"/>
                     <pic:cNvPicPr/>
                   </pic:nvPicPr>
                   <pic:blipFill>
@@ -497,7 +497,7 @@
                   <pic:spPr>
                     <a:xfrm>
                       <a:off x="0" y="0"/>
-                      <a:ext cx="3219899" cy="371527"/>
+                      <a:ext cx="1609950" cy="390580"/>
                     </a:xfrm>
                     <a:prstGeom prst="rect">
                       <a:avLst/>
